--- a/Programacion II/Kit docente/Clase 6/Guion Docente Clase 6 - Eventos y controladores ActionListener.docx
+++ b/Programacion II/Kit docente/Clase 6/Guion Docente Clase 6 - Eventos y controladores ActionListener.docx
@@ -192,13 +192,16 @@
       </w:r>
     </w:p>
     <w:p>
+      <w:pPr>
+        <w:spacing w:before="200" w:after="60"/>
+      </w:pPr>
       <w:r>
         <w:rPr>
-          <w:b w:val="0"/>
-          <w:color w:val="4A4A49"/>
-          <w:sz w:val="22"/>
+          <w:b/>
+          <w:color w:val="1A1C1D"/>
+          <w:sz w:val="32"/>
         </w:rPr>
-        <w:t>Hasta ahora los programas de VetCare corrian en linea recta: el main llamaba un metodo, ese metodo llamaba a otro y el programa terminaba. Una aplicacion con ventanas no funciona asi. Cuando usted hace setVisible(true), Swing arranca un hilo especial llamado EDT (Event Dispatch Thread) que se queda vivo esperando que el usuario haga algo: mover el mouse, escribir en un campo, oprimir un boton. Cada una de esas acciones se convierte en un objeto de evento que entra a una cola, y Swing va sacando esos eventos uno por uno y le avisa al objeto que previamente dijo 'a mi me interesa ese boton'. Eso es programacion dirigida por eventos: usted ya no decide cuando corre su codigo; usted lo deja escrito y registrado, y quien decide cuando se ejecuta es la recepcionista de Huellitas el dia que oprima 'Registrar mascota'. Por eso el metodo que guarda la mascota nunca aparece llamado desde el main: aparece registrado, no llamado, y esa diferencia es la que hay que entender hoy.</w:t>
+        <w:t>Apoyo por diapositiva</w:t>
       </w:r>
     </w:p>
     <w:p>
@@ -208,47 +211,113 @@
           <w:color w:val="4A4A49"/>
           <w:sz w:val="22"/>
         </w:rPr>
-        <w:t>ActionListener es una interfaz de java.awt.event que tiene un solo metodo: void actionPerformed(ActionEvent e). Implementarla es firmar un contrato que dice 'yo se reaccionar a una accion'. El registro se hace con btnRegistrar.addActionListener(objetoQueEscucha): desde esa linea el boton guarda una referencia a su objeto y, cuando lo oprimen, Swing invoca actionPerformed pasandole un ActionEvent con informacion del disparo (quien lo genero, en que instante, con que comando). Hay tres formas validas de escribirlo en Java y conviene mostrarlas todas: una clase aparte que implements ActionListener, una clase anonima escrita ahi mismo con new ActionListener() { ... }, o una expresion lambda e -&gt; registrar() si el proyecto esta en Java 8 o superior. Un detalle practico que confunde a medio salon: la lambda solo sirve si la interfaz tiene UN solo metodo abstracto, que es el caso de ActionListener. Con una de dos metodos no compila, y el mensaje del editor no lo dice con esas palabras y ahi adentro va su llamada.</w:t>
+        <w:t xml:space="preserve">Todo lo que hay que decir </w:t>
       </w:r>
-    </w:p>
-    <w:p>
+      <w:r>
+        <w:rPr>
+          <w:b/>
+          <w:color w:val="4A4A49"/>
+          <w:sz w:val="22"/>
+        </w:rPr>
+        <w:t>esta proyectado</w:t>
+      </w:r>
       <w:r>
         <w:rPr>
           <w:b w:val="0"/>
           <w:color w:val="4A4A49"/>
           <w:sz w:val="22"/>
         </w:rPr>
-        <w:t>Separar la logica de la interfaz significa que la ventana no conoce reglas de negocio y que las reglas no saben que existe una ventana. En VetCare vamos a tener tres capas claras: el modelo (Mascota, Dueno, Cita), que solo guarda datos y comportamiento propio; el servicio o controlador (ControladorRegistro, RepositorioMascotas), donde viven las validaciones, la busqueda por ID y el ArrayList; y la vista (VentanaRegistroMascota), que unicamente pinta campos, lee texto y muestra mensajes. La prueba acida es esta pregunta: si mañana Huellitas pide la misma funcionalidad en consola, o migramos a JavaFX, cuanto codigo hay que reescribir? Si la respuesta es 'solamente la ventana', el diseño esta bien. Si toca reescribir todo porque la conversion de la edad estaba adentro del boton, el diseño esta mal. Y hay una razon adicional que se vuelve evidente en la clase 8: a un ControladorRegistro se le pueden hacer pruebas automaticas; a un boton no se le puede.</w:t>
+        <w:t>. Esta seccion dice que subrayar en cada lamina, no repite su contenido.</w:t>
       </w:r>
     </w:p>
     <w:p>
+      <w:r>
+        <w:rPr>
+          <w:b/>
+          <w:color w:val="4A4A49"/>
+          <w:sz w:val="22"/>
+        </w:rPr>
+        <w:t>Hasta ahora los programas de VetCare corrian en linea recta: el main...</w:t>
+      </w:r>
       <w:r>
         <w:rPr>
           <w:b w:val="0"/>
           <w:color w:val="4A4A49"/>
           <w:sz w:val="22"/>
         </w:rPr>
-        <w:t>Vale la pena desarmar en camara lenta lo que ocurre en un click de 'Registrar mascota'. Primero la vista lee texto crudo: txtId.getText(), txtNombre.getText(), txtEdad.getText(); todo lo que sale de un JTextField es String, incluida la edad. Segundo, ese texto viaja al controlador, que hace el trabajo sucio: recorta espacios con trim(), rechaza campos vacios, convierte la edad con Integer.parseInt dentro de un try-catch porque si la auxiliar escribio 'tres' salta NumberFormatException, y le pregunta al repositorio si ese ID ya existe. Tercero, si algo esta mal el controlador lanza una excepcion con un mensaje entendible para un humano ('La edad debe ser un numero entero'); si todo esta bien, construye el objeto Mascota y lo agrega al ArrayList. Cuarto, la vista atrapa esa excepcion y la convierte en un JOptionPane, o, si no hubo error, limpia los campos y refresca el area de listado. Ese ciclo leer-validar-delegar-refrescar es exactamente el mismo que vamos a repetir despues para agendar citas, para buscar expedientes y para guardar en archivo.</w:t>
+        <w:t xml:space="preserve"> — 6 vinetas.</w:t>
       </w:r>
     </w:p>
     <w:p>
+      <w:r>
+        <w:rPr>
+          <w:b/>
+          <w:color w:val="4A4A49"/>
+          <w:sz w:val="22"/>
+        </w:rPr>
+        <w:t>ActionListener es una interfaz de java.awt.event que tiene un solo...</w:t>
+      </w:r>
       <w:r>
         <w:rPr>
           <w:b w:val="0"/>
           <w:color w:val="4A4A49"/>
           <w:sz w:val="22"/>
         </w:rPr>
-        <w:t>Dos detalles mas que le van a servir. El ActionEvent trae e.getSource(), que devuelve el componente que disparo el evento; eso permite que un mismo listener atienda varios botones y decida con un if (e.getSource() == btnBuscar). Es comodo, pero uselo con cabeza: si el metodo se llena de ifs, es mas limpio un listener por boton. Ademas de ActionListener existen otros escuchadores que ya vamos a necesitar en VetCare: ItemListener para el JComboBox de especie, ListSelectionListener para cuando el usuario selecciona una fila del listado de mascotas, y WindowListener para preguntar 'desea guardar antes de salir' cuando lleguemos a persistencia. Y una advertencia de rendimiento: todo lo que usted escriba dentro de actionPerformed corre en el EDT, el mismo hilo que dibuja la ventana; si ahi mete una tarea larga, la interfaz se congela y el usuario cree que el programa se colgo. Para eso existe SwingWorker. Por ahora la regla es simple: listeners cortos que solo leen, delegan y muestran.</w:t>
+        <w:t xml:space="preserve"> — 8 vinetas.</w:t>
       </w:r>
     </w:p>
     <w:p>
+      <w:r>
+        <w:rPr>
+          <w:b/>
+          <w:color w:val="4A4A49"/>
+          <w:sz w:val="22"/>
+        </w:rPr>
+        <w:t>Separar la logica de la interfaz significa que la ventana no conoce...</w:t>
+      </w:r>
       <w:r>
         <w:rPr>
           <w:b w:val="0"/>
           <w:color w:val="4A4A49"/>
           <w:sz w:val="22"/>
         </w:rPr>
-        <w:t>Error tipico del docente que no domina el tema: escribir toda la aplicacion adentro de actionPerformed y, peor aun, crear el repositorio dentro del listener. Se ve asi de inocente: 'RepositorioMascotas repo = new RepositorioMascotas();' como primera linea del boton. Compila, no marca error, el estudiante registra dos mascotas y la lista siempre muestra una sola, y el docente termina diciendo en voz alta que 'ArrayList no esta guardando'. Lo que realmente pasa es que en cada click se construye un repositorio vacio nuevo y el anterior se lo lleva el recolector de basura: la coleccion tiene que ser un atributo de la ventana o del controlador, creado una sola vez. El segundo error de la misma familia es registrar el escuchador dentro del metodo que corre en cada click, en vez de una sola vez en el constructor: cada click agrega OTRO listener al mismo boton, y a la quinta pulsacion la mascota se registra cinco veces. Y el tercero es capturar Exception con un catch vacio: la aplicacion no se cae, pero tampoco avisa nada, y el error se vuelve invisible para el estudiante y para usted.</w:t>
+        <w:t xml:space="preserve"> — 7 vinetas.</w:t>
+      </w:r>
+    </w:p>
+    <w:p>
+      <w:r>
+        <w:rPr>
+          <w:b/>
+          <w:color w:val="4A4A49"/>
+          <w:sz w:val="22"/>
+        </w:rPr>
+        <w:t>Vale la pena desarmar en camara lenta lo que ocurre en un click de...</w:t>
+      </w:r>
+      <w:r>
+        <w:rPr>
+          <w:b w:val="0"/>
+          <w:color w:val="4A4A49"/>
+          <w:sz w:val="22"/>
+        </w:rPr>
+        <w:t xml:space="preserve"> — 7 vinetas.</w:t>
+      </w:r>
+    </w:p>
+    <w:p>
+      <w:r>
+        <w:rPr>
+          <w:b/>
+          <w:color w:val="4A4A49"/>
+          <w:sz w:val="22"/>
+        </w:rPr>
+        <w:t>Dos detalles mas que le van a servir</w:t>
+      </w:r>
+      <w:r>
+        <w:rPr>
+          <w:b w:val="0"/>
+          <w:color w:val="4A4A49"/>
+          <w:sz w:val="22"/>
+        </w:rPr>
+        <w:t xml:space="preserve"> — 8 vinetas.</w:t>
       </w:r>
     </w:p>
     <w:p>

--- a/Programacion II/Kit docente/Clase 6/Guion Docente Clase 6 - Eventos y controladores ActionListener.docx
+++ b/Programacion II/Kit docente/Clase 6/Guion Docente Clase 6 - Eventos y controladores ActionListener.docx
@@ -245,7 +245,59 @@
           <w:color w:val="4A4A49"/>
           <w:sz w:val="22"/>
         </w:rPr>
-        <w:t xml:space="preserve"> — 6 vinetas.</w:t>
+        <w:t xml:space="preserve"> — 2 vinetas.</w:t>
+      </w:r>
+    </w:p>
+    <w:p>
+      <w:pPr>
+        <w:pStyle w:val="ListBullet2"/>
+      </w:pPr>
+      <w:r>
+        <w:rPr>
+          <w:b w:val="0"/>
+          <w:color w:val="4A4A49"/>
+          <w:sz w:val="22"/>
+        </w:rPr>
+        <w:t>Una aplicacion con ventanas no funciona asi.</w:t>
+      </w:r>
+    </w:p>
+    <w:p>
+      <w:pPr>
+        <w:pStyle w:val="ListBullet2"/>
+      </w:pPr>
+      <w:r>
+        <w:rPr>
+          <w:b w:val="0"/>
+          <w:color w:val="4A4A49"/>
+          <w:sz w:val="22"/>
+        </w:rPr>
+        <w:t>Cada una de esas acciones se convierte en un objeto de evento que entra a una cola, y Swing va sacando esos eventos uno por uno y le avisa al objeto que previamente dijo 'a mi me interesa ese boton'.</w:t>
+      </w:r>
+    </w:p>
+    <w:p>
+      <w:pPr>
+        <w:pStyle w:val="ListBullet2"/>
+      </w:pPr>
+      <w:r>
+        <w:rPr>
+          <w:b w:val="0"/>
+          <w:color w:val="4A4A49"/>
+          <w:sz w:val="22"/>
+        </w:rPr>
+        <w:t>Eso es programacion dirigida por eventos: usted ya no decide cuando corre su codigo; usted lo deja escrito y registrado, y quien decide cuando se ejecuta es la recepcionista de Huellitas el dia que oprima 'Registrar mascota'.</w:t>
+      </w:r>
+    </w:p>
+    <w:p>
+      <w:pPr>
+        <w:pStyle w:val="ListBullet2"/>
+      </w:pPr>
+      <w:r>
+        <w:rPr>
+          <w:b w:val="0"/>
+          <w:color w:val="4A4A49"/>
+          <w:sz w:val="22"/>
+        </w:rPr>
+        <w:t>Por eso el metodo que guarda la mascota nunca aparece llamado desde el main: aparece registrado, no llamado, y esa diferencia es la que hay que entender hoy.</w:t>
       </w:r>
     </w:p>
     <w:p>
@@ -255,7 +307,7 @@
           <w:color w:val="4A4A49"/>
           <w:sz w:val="22"/>
         </w:rPr>
-        <w:t>ActionListener es una interfaz de java.awt.event que tiene un solo...</w:t>
+        <w:t>ActionListener es una interfaz de java.awt.event que tiene un solo... (1/2)</w:t>
       </w:r>
       <w:r>
         <w:rPr>
@@ -263,7 +315,38 @@
           <w:color w:val="4A4A49"/>
           <w:sz w:val="22"/>
         </w:rPr>
-        <w:t xml:space="preserve"> — 8 vinetas.</w:t>
+        <w:t xml:space="preserve"> — 4 vinetas.</w:t>
+      </w:r>
+    </w:p>
+    <w:p>
+      <w:pPr>
+        <w:pStyle w:val="ListBullet2"/>
+      </w:pPr>
+      <w:r>
+        <w:rPr>
+          <w:b w:val="0"/>
+          <w:color w:val="4A4A49"/>
+          <w:sz w:val="22"/>
+        </w:rPr>
+        <w:t>Con una de dos metodos no compila, y el mensaje del editor no lo dice con esas palabras y ahi adentro va su llamada.</w:t>
+      </w:r>
+    </w:p>
+    <w:p>
+      <w:r>
+        <w:rPr>
+          <w:b/>
+          <w:color w:val="4A4A49"/>
+          <w:sz w:val="22"/>
+        </w:rPr>
+        <w:t>ActionListener es una interfaz de java.awt.event que tiene un solo... (2/2)</w:t>
+      </w:r>
+      <w:r>
+        <w:rPr>
+          <w:b w:val="0"/>
+          <w:color w:val="4A4A49"/>
+          <w:sz w:val="22"/>
+        </w:rPr>
+        <w:t xml:space="preserve"> — 3 vinetas.</w:t>
       </w:r>
     </w:p>
     <w:p>
@@ -281,7 +364,33 @@
           <w:color w:val="4A4A49"/>
           <w:sz w:val="22"/>
         </w:rPr>
-        <w:t xml:space="preserve"> — 7 vinetas.</w:t>
+        <w:t xml:space="preserve"> — 5 vinetas.</w:t>
+      </w:r>
+    </w:p>
+    <w:p>
+      <w:pPr>
+        <w:pStyle w:val="ListBullet2"/>
+      </w:pPr>
+      <w:r>
+        <w:rPr>
+          <w:b w:val="0"/>
+          <w:color w:val="4A4A49"/>
+          <w:sz w:val="22"/>
+        </w:rPr>
+        <w:t>Separar la logica de la interfaz significa que la ventana no conoce reglas de negocio y que las reglas no saben que existe una ventana.</w:t>
+      </w:r>
+    </w:p>
+    <w:p>
+      <w:pPr>
+        <w:pStyle w:val="ListBullet2"/>
+      </w:pPr>
+      <w:r>
+        <w:rPr>
+          <w:b w:val="0"/>
+          <w:color w:val="4A4A49"/>
+          <w:sz w:val="22"/>
+        </w:rPr>
+        <w:t>Si toca reescribir todo porque la conversion de la edad estaba adentro del boton, el diseño esta mal.</w:t>
       </w:r>
     </w:p>
     <w:p>
@@ -291,7 +400,149 @@
           <w:color w:val="4A4A49"/>
           <w:sz w:val="22"/>
         </w:rPr>
-        <w:t>Vale la pena desarmar en camara lenta lo que ocurre en un click de...</w:t>
+        <w:t>Vale la pena desarmar en camara lenta lo que ocurre en un click de... (1/2)</w:t>
+      </w:r>
+      <w:r>
+        <w:rPr>
+          <w:b w:val="0"/>
+          <w:color w:val="4A4A49"/>
+          <w:sz w:val="22"/>
+        </w:rPr>
+        <w:t xml:space="preserve"> — 3 vinetas.</w:t>
+      </w:r>
+    </w:p>
+    <w:p>
+      <w:pPr>
+        <w:pStyle w:val="ListBullet2"/>
+      </w:pPr>
+      <w:r>
+        <w:rPr>
+          <w:b w:val="0"/>
+          <w:color w:val="4A4A49"/>
+          <w:sz w:val="22"/>
+        </w:rPr>
+        <w:t>Vale la pena desarmar en camara lenta lo que ocurre en un click de 'Registrar mascota'.</w:t>
+      </w:r>
+    </w:p>
+    <w:p>
+      <w:pPr>
+        <w:pStyle w:val="ListBullet2"/>
+      </w:pPr>
+      <w:r>
+        <w:rPr>
+          <w:b w:val="0"/>
+          <w:color w:val="4A4A49"/>
+          <w:sz w:val="22"/>
+        </w:rPr>
+        <w:t>Cuarto, la vista atrapa esa excepcion y la convierte en un JOptionPane, o, si no hubo error, limpia los campos y refresca el area de listado.</w:t>
+      </w:r>
+    </w:p>
+    <w:p>
+      <w:r>
+        <w:rPr>
+          <w:b/>
+          <w:color w:val="4A4A49"/>
+          <w:sz w:val="22"/>
+        </w:rPr>
+        <w:t>Vale la pena desarmar en camara lenta lo que ocurre en un click de... (2/2)</w:t>
+      </w:r>
+      <w:r>
+        <w:rPr>
+          <w:b w:val="0"/>
+          <w:color w:val="4A4A49"/>
+          <w:sz w:val="22"/>
+        </w:rPr>
+        <w:t xml:space="preserve"> — 2 vinetas.</w:t>
+      </w:r>
+    </w:p>
+    <w:p>
+      <w:r>
+        <w:rPr>
+          <w:b/>
+          <w:color w:val="4A4A49"/>
+          <w:sz w:val="22"/>
+        </w:rPr>
+        <w:t>Dos detalles mas que le van a servir (1/2)</w:t>
+      </w:r>
+      <w:r>
+        <w:rPr>
+          <w:b w:val="0"/>
+          <w:color w:val="4A4A49"/>
+          <w:sz w:val="22"/>
+        </w:rPr>
+        <w:t xml:space="preserve"> — 3 vinetas.</w:t>
+      </w:r>
+    </w:p>
+    <w:p>
+      <w:pPr>
+        <w:pStyle w:val="ListBullet2"/>
+      </w:pPr>
+      <w:r>
+        <w:rPr>
+          <w:b w:val="0"/>
+          <w:color w:val="4A4A49"/>
+          <w:sz w:val="22"/>
+        </w:rPr>
+        <w:t>Dos detalles mas que le van a servir.</w:t>
+      </w:r>
+    </w:p>
+    <w:p>
+      <w:pPr>
+        <w:pStyle w:val="ListBullet2"/>
+      </w:pPr>
+      <w:r>
+        <w:rPr>
+          <w:b w:val="0"/>
+          <w:color w:val="4A4A49"/>
+          <w:sz w:val="22"/>
+        </w:rPr>
+        <w:t>Para eso existe SwingWorker.</w:t>
+      </w:r>
+    </w:p>
+    <w:p>
+      <w:r>
+        <w:rPr>
+          <w:b/>
+          <w:color w:val="4A4A49"/>
+          <w:sz w:val="22"/>
+        </w:rPr>
+        <w:t>Dos detalles mas que le van a servir (2/2)</w:t>
+      </w:r>
+      <w:r>
+        <w:rPr>
+          <w:b w:val="0"/>
+          <w:color w:val="4A4A49"/>
+          <w:sz w:val="22"/>
+        </w:rPr>
+        <w:t xml:space="preserve"> — 3 vinetas.</w:t>
+      </w:r>
+    </w:p>
+    <w:p>
+      <w:r>
+        <w:rPr>
+          <w:b/>
+          <w:color w:val="4A4A49"/>
+          <w:sz w:val="22"/>
+        </w:rPr>
+        <w:t>class VetCareEventosDemo · main()</w:t>
+      </w:r>
+      <w:r>
+        <w:rPr>
+          <w:b w:val="0"/>
+          <w:color w:val="4A4A49"/>
+          <w:sz w:val="22"/>
+        </w:rPr>
+        <w:t xml:space="preserve"> — 14 vinetas.</w:t>
+      </w:r>
+    </w:p>
+    <w:p>
+      <w:r>
+        <w:rPr>
+          <w:b/>
+          <w:color w:val="4A4A49"/>
+          <w:sz w:val="22"/>
+        </w:rPr>
+        <w:t>VetCareEventosDemo.java — class Mascota</w:t>
       </w:r>
       <w:r>
         <w:rPr>
@@ -309,7 +560,7 @@
           <w:color w:val="4A4A49"/>
           <w:sz w:val="22"/>
         </w:rPr>
-        <w:t>Dos detalles mas que le van a servir</w:t>
+        <w:t>VetCareEventosDemo.java — Mascota()</w:t>
       </w:r>
       <w:r>
         <w:rPr>
@@ -317,7 +568,241 @@
           <w:color w:val="4A4A49"/>
           <w:sz w:val="22"/>
         </w:rPr>
-        <w:t xml:space="preserve"> — 8 vinetas.</w:t>
+        <w:t xml:space="preserve"> — 16 vinetas.</w:t>
+      </w:r>
+    </w:p>
+    <w:p>
+      <w:r>
+        <w:rPr>
+          <w:b/>
+          <w:color w:val="4A4A49"/>
+          <w:sz w:val="22"/>
+        </w:rPr>
+        <w:t>VetCareEventosDemo.java — class RepositorioMascotas</w:t>
+      </w:r>
+      <w:r>
+        <w:rPr>
+          <w:b w:val="0"/>
+          <w:color w:val="4A4A49"/>
+          <w:sz w:val="22"/>
+        </w:rPr>
+        <w:t xml:space="preserve"> — 4 vinetas.</w:t>
+      </w:r>
+    </w:p>
+    <w:p>
+      <w:r>
+        <w:rPr>
+          <w:b/>
+          <w:color w:val="4A4A49"/>
+          <w:sz w:val="22"/>
+        </w:rPr>
+        <w:t>VetCareEventosDemo.java — registrar()</w:t>
+      </w:r>
+      <w:r>
+        <w:rPr>
+          <w:b w:val="0"/>
+          <w:color w:val="4A4A49"/>
+          <w:sz w:val="22"/>
+        </w:rPr>
+        <w:t xml:space="preserve"> — 10 vinetas.</w:t>
+      </w:r>
+    </w:p>
+    <w:p>
+      <w:r>
+        <w:rPr>
+          <w:b/>
+          <w:color w:val="4A4A49"/>
+          <w:sz w:val="22"/>
+        </w:rPr>
+        <w:t>VetCareEventosDemo.java — buscarPorId()</w:t>
+      </w:r>
+      <w:r>
+        <w:rPr>
+          <w:b w:val="0"/>
+          <w:color w:val="4A4A49"/>
+          <w:sz w:val="22"/>
+        </w:rPr>
+        <w:t xml:space="preserve"> — 15 vinetas.</w:t>
+      </w:r>
+    </w:p>
+    <w:p>
+      <w:r>
+        <w:rPr>
+          <w:b/>
+          <w:color w:val="4A4A49"/>
+          <w:sz w:val="22"/>
+        </w:rPr>
+        <w:t>VetCareEventosDemo.java — class ControladorRegistro</w:t>
+      </w:r>
+      <w:r>
+        <w:rPr>
+          <w:b w:val="0"/>
+          <w:color w:val="4A4A49"/>
+          <w:sz w:val="22"/>
+        </w:rPr>
+        <w:t xml:space="preserve"> — 4 vinetas.</w:t>
+      </w:r>
+    </w:p>
+    <w:p>
+      <w:r>
+        <w:rPr>
+          <w:b/>
+          <w:color w:val="4A4A49"/>
+          <w:sz w:val="22"/>
+        </w:rPr>
+        <w:t>VetCareEventosDemo.java — ControladorRegistro()</w:t>
+      </w:r>
+      <w:r>
+        <w:rPr>
+          <w:b w:val="0"/>
+          <w:color w:val="4A4A49"/>
+          <w:sz w:val="22"/>
+        </w:rPr>
+        <w:t xml:space="preserve"> — 7 vinetas.</w:t>
+      </w:r>
+    </w:p>
+    <w:p>
+      <w:r>
+        <w:rPr>
+          <w:b/>
+          <w:color w:val="4A4A49"/>
+          <w:sz w:val="22"/>
+        </w:rPr>
+        <w:t>VetCareEventosDemo.java — registrarMascota() (1/2)</w:t>
+      </w:r>
+      <w:r>
+        <w:rPr>
+          <w:b w:val="0"/>
+          <w:color w:val="4A4A49"/>
+          <w:sz w:val="22"/>
+        </w:rPr>
+        <w:t xml:space="preserve"> — 20 vinetas.</w:t>
+      </w:r>
+    </w:p>
+    <w:p>
+      <w:r>
+        <w:rPr>
+          <w:b/>
+          <w:color w:val="4A4A49"/>
+          <w:sz w:val="22"/>
+        </w:rPr>
+        <w:t>VetCareEventosDemo.java — registrarMascota() (2/2)</w:t>
+      </w:r>
+      <w:r>
+        <w:rPr>
+          <w:b w:val="0"/>
+          <w:color w:val="4A4A49"/>
+          <w:sz w:val="22"/>
+        </w:rPr>
+        <w:t xml:space="preserve"> — 3 vinetas.</w:t>
+      </w:r>
+    </w:p>
+    <w:p>
+      <w:r>
+        <w:rPr>
+          <w:b/>
+          <w:color w:val="4A4A49"/>
+          <w:sz w:val="22"/>
+        </w:rPr>
+        <w:t>VetCareEventosDemo.java — reporteListado()</w:t>
+      </w:r>
+      <w:r>
+        <w:rPr>
+          <w:b w:val="0"/>
+          <w:color w:val="4A4A49"/>
+          <w:sz w:val="22"/>
+        </w:rPr>
+        <w:t xml:space="preserve"> — 11 vinetas.</w:t>
+      </w:r>
+    </w:p>
+    <w:p>
+      <w:r>
+        <w:rPr>
+          <w:b/>
+          <w:color w:val="4A4A49"/>
+          <w:sz w:val="22"/>
+        </w:rPr>
+        <w:t>VetCareEventosDemo.java — class VentanaRegistroMascota</w:t>
+      </w:r>
+      <w:r>
+        <w:rPr>
+          <w:b w:val="0"/>
+          <w:color w:val="4A4A49"/>
+          <w:sz w:val="22"/>
+        </w:rPr>
+        <w:t xml:space="preserve"> — 12 vinetas.</w:t>
+      </w:r>
+    </w:p>
+    <w:p>
+      <w:r>
+        <w:rPr>
+          <w:b/>
+          <w:color w:val="4A4A49"/>
+          <w:sz w:val="22"/>
+        </w:rPr>
+        <w:t>VetCareEventosDemo.java — VentanaRegistroMascota() (1/2)</w:t>
+      </w:r>
+      <w:r>
+        <w:rPr>
+          <w:b w:val="0"/>
+          <w:color w:val="4A4A49"/>
+          <w:sz w:val="22"/>
+        </w:rPr>
+        <w:t xml:space="preserve"> — 20 vinetas.</w:t>
+      </w:r>
+    </w:p>
+    <w:p>
+      <w:r>
+        <w:rPr>
+          <w:b/>
+          <w:color w:val="4A4A49"/>
+          <w:sz w:val="22"/>
+        </w:rPr>
+        <w:t>VetCareEventosDemo.java — VentanaRegistroMascota() (2/2)</w:t>
+      </w:r>
+      <w:r>
+        <w:rPr>
+          <w:b w:val="0"/>
+          <w:color w:val="4A4A49"/>
+          <w:sz w:val="22"/>
+        </w:rPr>
+        <w:t xml:space="preserve"> — 12 vinetas.</w:t>
+      </w:r>
+    </w:p>
+    <w:p>
+      <w:r>
+        <w:rPr>
+          <w:b/>
+          <w:color w:val="4A4A49"/>
+          <w:sz w:val="22"/>
+        </w:rPr>
+        <w:t>VetCareEventosDemo.java — registrar()</w:t>
+      </w:r>
+      <w:r>
+        <w:rPr>
+          <w:b w:val="0"/>
+          <w:color w:val="4A4A49"/>
+          <w:sz w:val="22"/>
+        </w:rPr>
+        <w:t xml:space="preserve"> — 13 vinetas.</w:t>
+      </w:r>
+    </w:p>
+    <w:p>
+      <w:r>
+        <w:rPr>
+          <w:b/>
+          <w:color w:val="4A4A49"/>
+          <w:sz w:val="22"/>
+        </w:rPr>
+        <w:t>VetCareEventosDemo.java — limpiar()</w:t>
+      </w:r>
+      <w:r>
+        <w:rPr>
+          <w:b w:val="0"/>
+          <w:color w:val="4A4A49"/>
+          <w:sz w:val="22"/>
+        </w:rPr>
+        <w:t xml:space="preserve"> — 9 vinetas.</w:t>
       </w:r>
     </w:p>
     <w:p>

--- a/Programacion II/Kit docente/Clase 6/Guion Docente Clase 6 - Eventos y controladores ActionListener.docx
+++ b/Programacion II/Kit docente/Clase 6/Guion Docente Clase 6 - Eventos y controladores ActionListener.docx
@@ -907,7 +907,7 @@
           <w:color w:val="4A4A49"/>
           <w:sz w:val="22"/>
         </w:rPr>
-        <w:t>Cubrir el fundamento de arriba apoyandose en la slide «Teoria Core» y en la de codigo</w:t>
+        <w:t>Cubrir el fundamento de arriba apoyandose en las laminas de concepto y en las de codigo</w:t>
       </w:r>
     </w:p>
     <w:p>
@@ -917,7 +917,7 @@
           <w:color w:val="4A4A49"/>
           <w:sz w:val="22"/>
         </w:rPr>
-        <w:t>proyectable. Cada 8-10 min, amarrar al producto: «esto es lo que van a dejar hoy en VetCare».</w:t>
+        <w:t>(lo que hay que subrayar esta tambien en las notas del presentador de cada lamina). Cada 8-10 min, amarrar al producto: «esto es lo que van a dejar hoy en VetCare».</w:t>
       </w:r>
     </w:p>
     <w:p>
@@ -1002,7 +1002,36 @@
           <w:color w:val="1A1C1D"/>
           <w:sz w:val="32"/>
         </w:rPr>
-        <w:t>60-105 · Taller guiado = avance del PI</w:t>
+        <w:t>60-105 · Taller guiado (opcional) = avance del PI</w:t>
+      </w:r>
+    </w:p>
+    <w:p>
+      <w:r>
+        <w:rPr>
+          <w:b w:val="0"/>
+          <w:color w:val="4A4A49"/>
+          <w:sz w:val="22"/>
+        </w:rPr>
+        <w:t>Opcional: no tiene lamina en el deck. La guia esta en</w:t>
+      </w:r>
+    </w:p>
+    <w:p>
+      <w:r>
+        <w:rPr>
+          <w:rFonts w:ascii="Consolas" w:hAnsi="Consolas"/>
+          <w:b w:val="0"/>
+          <w:color w:val="111111"/>
+          <w:sz w:val="21"/>
+        </w:rPr>
+        <w:t>Clases/Clase 6 - Eventos y controladores ActionListener/Taller PI - Clase 6 - VetCare.docx</w:t>
+      </w:r>
+      <w:r>
+        <w:rPr>
+          <w:b w:val="0"/>
+          <w:color w:val="4A4A49"/>
+          <w:sz w:val="22"/>
+        </w:rPr>
+        <w:t>; si hoy no se hace, se extiende la demo y la practica libre.</w:t>
       </w:r>
     </w:p>
     <w:p>
@@ -1138,7 +1167,24 @@
           <w:color w:val="4A4A49"/>
           <w:sz w:val="22"/>
         </w:rPr>
-        <w:t>Repasar el checklist de la slide de criterios.</w:t>
+        <w:t xml:space="preserve">Si hubo taller, repasar los criterios de exito del </w:t>
+      </w:r>
+      <w:r>
+        <w:rPr>
+          <w:rFonts w:ascii="Consolas" w:hAnsi="Consolas"/>
+          <w:b w:val="0"/>
+          <w:color w:val="111111"/>
+          <w:sz w:val="21"/>
+        </w:rPr>
+        <w:t>Taller PI - Clase 6 - VetCare.docx</w:t>
+      </w:r>
+      <w:r>
+        <w:rPr>
+          <w:b w:val="0"/>
+          <w:color w:val="4A4A49"/>
+          <w:sz w:val="22"/>
+        </w:rPr>
+        <w:t xml:space="preserve"> (no estan en el deck).</w:t>
       </w:r>
     </w:p>
     <w:p>

--- a/Programacion II/Kit docente/Clase 6/Guion Docente Clase 6 - Eventos y controladores ActionListener.docx
+++ b/Programacion II/Kit docente/Clase 6/Guion Docente Clase 6 - Eventos y controladores ActionListener.docx
@@ -524,7 +524,7 @@
           <w:color w:val="4A4A49"/>
           <w:sz w:val="22"/>
         </w:rPr>
-        <w:t>class VetCareEventosDemo · main()</w:t>
+        <w:t>class ClinicaEventosDemo · main()</w:t>
       </w:r>
       <w:r>
         <w:rPr>
@@ -542,7 +542,7 @@
           <w:color w:val="4A4A49"/>
           <w:sz w:val="22"/>
         </w:rPr>
-        <w:t>VetCareEventosDemo.java — class Mascota</w:t>
+        <w:t>ClinicaEventosDemo.java — class Mascota</w:t>
       </w:r>
       <w:r>
         <w:rPr>
@@ -560,7 +560,7 @@
           <w:color w:val="4A4A49"/>
           <w:sz w:val="22"/>
         </w:rPr>
-        <w:t>VetCareEventosDemo.java — Mascota()</w:t>
+        <w:t>ClinicaEventosDemo.java — Mascota()</w:t>
       </w:r>
       <w:r>
         <w:rPr>
@@ -578,7 +578,7 @@
           <w:color w:val="4A4A49"/>
           <w:sz w:val="22"/>
         </w:rPr>
-        <w:t>VetCareEventosDemo.java — class RepositorioMascotas</w:t>
+        <w:t>ClinicaEventosDemo.java — class RepositorioMascotas</w:t>
       </w:r>
       <w:r>
         <w:rPr>
@@ -596,7 +596,7 @@
           <w:color w:val="4A4A49"/>
           <w:sz w:val="22"/>
         </w:rPr>
-        <w:t>VetCareEventosDemo.java — registrar()</w:t>
+        <w:t>ClinicaEventosDemo.java — registrar()</w:t>
       </w:r>
       <w:r>
         <w:rPr>
@@ -614,7 +614,7 @@
           <w:color w:val="4A4A49"/>
           <w:sz w:val="22"/>
         </w:rPr>
-        <w:t>VetCareEventosDemo.java — buscarPorId()</w:t>
+        <w:t>ClinicaEventosDemo.java — buscarPorId()</w:t>
       </w:r>
       <w:r>
         <w:rPr>
@@ -632,7 +632,7 @@
           <w:color w:val="4A4A49"/>
           <w:sz w:val="22"/>
         </w:rPr>
-        <w:t>VetCareEventosDemo.java — class ControladorRegistro</w:t>
+        <w:t>ClinicaEventosDemo.java — class ControladorRegistro</w:t>
       </w:r>
       <w:r>
         <w:rPr>
@@ -650,7 +650,7 @@
           <w:color w:val="4A4A49"/>
           <w:sz w:val="22"/>
         </w:rPr>
-        <w:t>VetCareEventosDemo.java — ControladorRegistro()</w:t>
+        <w:t>ClinicaEventosDemo.java — ControladorRegistro()</w:t>
       </w:r>
       <w:r>
         <w:rPr>
@@ -668,7 +668,7 @@
           <w:color w:val="4A4A49"/>
           <w:sz w:val="22"/>
         </w:rPr>
-        <w:t>VetCareEventosDemo.java — registrarMascota() (1/2)</w:t>
+        <w:t>ClinicaEventosDemo.java — registrarMascota() (1/2)</w:t>
       </w:r>
       <w:r>
         <w:rPr>
@@ -686,7 +686,7 @@
           <w:color w:val="4A4A49"/>
           <w:sz w:val="22"/>
         </w:rPr>
-        <w:t>VetCareEventosDemo.java — registrarMascota() (2/2)</w:t>
+        <w:t>ClinicaEventosDemo.java — registrarMascota() (2/2)</w:t>
       </w:r>
       <w:r>
         <w:rPr>
@@ -704,7 +704,7 @@
           <w:color w:val="4A4A49"/>
           <w:sz w:val="22"/>
         </w:rPr>
-        <w:t>VetCareEventosDemo.java — reporteListado()</w:t>
+        <w:t>ClinicaEventosDemo.java — reporteListado()</w:t>
       </w:r>
       <w:r>
         <w:rPr>
@@ -722,7 +722,7 @@
           <w:color w:val="4A4A49"/>
           <w:sz w:val="22"/>
         </w:rPr>
-        <w:t>VetCareEventosDemo.java — class VentanaRegistroMascota</w:t>
+        <w:t>ClinicaEventosDemo.java — class VentanaRegistroMascota</w:t>
       </w:r>
       <w:r>
         <w:rPr>
@@ -740,7 +740,7 @@
           <w:color w:val="4A4A49"/>
           <w:sz w:val="22"/>
         </w:rPr>
-        <w:t>VetCareEventosDemo.java — VentanaRegistroMascota() (1/2)</w:t>
+        <w:t>ClinicaEventosDemo.java — VentanaRegistroMascota() (1/2)</w:t>
       </w:r>
       <w:r>
         <w:rPr>
@@ -758,7 +758,7 @@
           <w:color w:val="4A4A49"/>
           <w:sz w:val="22"/>
         </w:rPr>
-        <w:t>VetCareEventosDemo.java — VentanaRegistroMascota() (2/2)</w:t>
+        <w:t>ClinicaEventosDemo.java — VentanaRegistroMascota() (2/2)</w:t>
       </w:r>
       <w:r>
         <w:rPr>
@@ -776,7 +776,7 @@
           <w:color w:val="4A4A49"/>
           <w:sz w:val="22"/>
         </w:rPr>
-        <w:t>VetCareEventosDemo.java — registrar()</w:t>
+        <w:t>ClinicaEventosDemo.java — registrar()</w:t>
       </w:r>
       <w:r>
         <w:rPr>
@@ -794,7 +794,7 @@
           <w:color w:val="4A4A49"/>
           <w:sz w:val="22"/>
         </w:rPr>
-        <w:t>VetCareEventosDemo.java — limpiar()</w:t>
+        <w:t>ClinicaEventosDemo.java — limpiar()</w:t>
       </w:r>
       <w:r>
         <w:rPr>
@@ -989,7 +989,7 @@
           <w:color w:val="111111"/>
           <w:sz w:val="21"/>
         </w:rPr>
-        <w:t>Kit docente/Clase 6/Codigo/VetCareEventosDemo.java</w:t>
+        <w:t>Kit docente/Clase 6/Codigo/ClinicaEventosDemo.java</w:t>
       </w:r>
     </w:p>
     <w:p>
@@ -1072,7 +1072,7 @@
           <w:color w:val="4A4A49"/>
           <w:sz w:val="22"/>
         </w:rPr>
-        <w:t>Cree el paquete vetcare.vista y dentro la clase VentanaRegistroMascota que extiende JFrame, con los campos ID, nombre, especie y edad, el boton 'Registrar mascota' y un JTextArea de solo lectura para el listado; ejecutela y verifique que abre centrada y que cierra con EXIT_ON_CLOSE.</w:t>
+        <w:t>Cree el paquete clinica.vista y dentro la clase VentanaRegistroMascota que extiende JFrame, con los campos ID, nombre, especie y edad, el boton 'Registrar mascota' y un JTextArea de solo lectura para el listado; ejecutela y verifique que abre centrada y que cierra con EXIT_ON_CLOSE.</w:t>
       </w:r>
     </w:p>
     <w:p>
@@ -1085,7 +1085,7 @@
           <w:color w:val="4A4A49"/>
           <w:sz w:val="22"/>
         </w:rPr>
-        <w:t>Deje Mascota en vetcare.modelo y cree en vetcare.servicio la clase RepositorioMascotas con un ArrayList&lt;Mascota&gt; privado y los metodos registrar, buscarPorId, listar y total; compruebe con Ctrl+F que ninguna de esas dos clases tiene un import de javax.swing.</w:t>
+        <w:t>Deje Mascota en clinica.modelo y cree en clinica.servicio la clase RepositorioMascotas con un ArrayList&lt;Mascota&gt; privado y los metodos registrar, buscarPorId, listar y total; compruebe con Ctrl+F que ninguna de esas dos clases tiene un import de javax.swing.</w:t>
       </w:r>
     </w:p>
     <w:p>

--- a/Programacion II/Kit docente/Clase 6/Guion Docente Clase 6 - Eventos y controladores ActionListener.docx
+++ b/Programacion II/Kit docente/Clase 6/Guion Docente Clase 6 - Eventos y controladores ActionListener.docx
@@ -211,23 +211,7 @@
           <w:color w:val="4A4A49"/>
           <w:sz w:val="22"/>
         </w:rPr>
-        <w:t xml:space="preserve">Todo lo que hay que decir </w:t>
-      </w:r>
-      <w:r>
-        <w:rPr>
-          <w:b/>
-          <w:color w:val="4A4A49"/>
-          <w:sz w:val="22"/>
-        </w:rPr>
-        <w:t>esta proyectado</w:t>
-      </w:r>
-      <w:r>
-        <w:rPr>
-          <w:b w:val="0"/>
-          <w:color w:val="4A4A49"/>
-          <w:sz w:val="22"/>
-        </w:rPr>
-        <w:t>. Esta seccion dice que subrayar en cada lamina, no repite su contenido.</w:t>
+        <w:t>Las ideas de cada concepto estan proyectadas y el desarrollo completo esta en las notas del presentador de su lamina. Aqui va, por lamina y en su orden, lo que hay que subrayar.</w:t>
       </w:r>
     </w:p>
     <w:p>
@@ -237,7 +221,7 @@
           <w:color w:val="4A4A49"/>
           <w:sz w:val="22"/>
         </w:rPr>
-        <w:t>Hasta ahora los programas de VetCare corrian en linea recta: el main...</w:t>
+        <w:t>[Slide 4] Del programa en línea recta al evento</w:t>
       </w:r>
       <w:r>
         <w:rPr>
@@ -245,7 +229,7 @@
           <w:color w:val="4A4A49"/>
           <w:sz w:val="22"/>
         </w:rPr>
-        <w:t xml:space="preserve"> — 2 vinetas.</w:t>
+        <w:t xml:space="preserve"> — 4 ideas proyectadas; el desarrollo, en las notas del presentador.</w:t>
       </w:r>
     </w:p>
     <w:p>
@@ -258,7 +242,7 @@
           <w:color w:val="4A4A49"/>
           <w:sz w:val="22"/>
         </w:rPr>
-        <w:t>Una aplicacion con ventanas no funciona asi.</w:t>
+        <w:t>Subrayar: Una aplicacion con ventanas no funciona asi.</w:t>
       </w:r>
     </w:p>
     <w:p>
@@ -271,7 +255,7 @@
           <w:color w:val="4A4A49"/>
           <w:sz w:val="22"/>
         </w:rPr>
-        <w:t>Cada una de esas acciones se convierte en un objeto de evento que entra a una cola, y Swing va sacando esos eventos uno por uno y le avisa al objeto que previamente dijo 'a mi me interesa ese boton'.</w:t>
+        <w:t>Subrayar: Cada una de esas acciones se convierte en un objeto de evento que entra a una cola, y Swing va sacando esos eventos uno por uno y le avisa al objeto que previamente dijo 'a mi me interesa ese boton'.</w:t>
       </w:r>
     </w:p>
     <w:p>
@@ -284,7 +268,7 @@
           <w:color w:val="4A4A49"/>
           <w:sz w:val="22"/>
         </w:rPr>
-        <w:t>Eso es programacion dirigida por eventos: usted ya no decide cuando corre su codigo; usted lo deja escrito y registrado, y quien decide cuando se ejecuta es la recepcionista de Huellitas el dia que oprima 'Registrar mascota'.</w:t>
+        <w:t>Subrayar: Eso es programacion dirigida por eventos: usted ya no decide cuando corre su codigo; usted lo deja escrito y registrado, y quien decide cuando se ejecuta es la recepcionista de Huellitas el dia que oprima 'Registrar mascota'.</w:t>
       </w:r>
     </w:p>
     <w:p>
@@ -297,7 +281,7 @@
           <w:color w:val="4A4A49"/>
           <w:sz w:val="22"/>
         </w:rPr>
-        <w:t>Por eso el metodo que guarda la mascota nunca aparece llamado desde el main: aparece registrado, no llamado, y esa diferencia es la que hay que entender hoy.</w:t>
+        <w:t>Subrayar: Por eso el metodo que guarda la mascota nunca aparece llamado desde el main: aparece registrado, no llamado, y esa diferencia es la que hay que entender hoy.</w:t>
       </w:r>
     </w:p>
     <w:p>
@@ -307,7 +291,7 @@
           <w:color w:val="4A4A49"/>
           <w:sz w:val="22"/>
         </w:rPr>
-        <w:t>ActionListener es una interfaz de java.awt.event que tiene un solo... (1/2)</w:t>
+        <w:t>[Slide 5] main(): la ventana arranca en el EDT</w:t>
       </w:r>
       <w:r>
         <w:rPr>
@@ -315,7 +299,25 @@
           <w:color w:val="4A4A49"/>
           <w:sz w:val="22"/>
         </w:rPr>
-        <w:t xml:space="preserve"> — 4 vinetas.</w:t>
+        <w:t xml:space="preserve"> — codigo (8 lineas). Leerlo de arriba abajo y ejecutarlo en la demo.</w:t>
+      </w:r>
+    </w:p>
+    <w:p>
+      <w:r>
+        <w:rPr>
+          <w:b/>
+          <w:color w:val="4A4A49"/>
+          <w:sz w:val="22"/>
+        </w:rPr>
+        <w:t>[Slide 6] ActionListener: el contrato del clic</w:t>
+      </w:r>
+      <w:r>
+        <w:rPr>
+          <w:b w:val="0"/>
+          <w:color w:val="4A4A49"/>
+          <w:sz w:val="22"/>
+        </w:rPr>
+        <w:t xml:space="preserve"> — 4 ideas proyectadas; el desarrollo, en las notas del presentador.</w:t>
       </w:r>
     </w:p>
     <w:p>
@@ -328,43 +330,7 @@
           <w:color w:val="4A4A49"/>
           <w:sz w:val="22"/>
         </w:rPr>
-        <w:t>Con una de dos metodos no compila, y el mensaje del editor no lo dice con esas palabras y ahi adentro va su llamada.</w:t>
-      </w:r>
-    </w:p>
-    <w:p>
-      <w:r>
-        <w:rPr>
-          <w:b/>
-          <w:color w:val="4A4A49"/>
-          <w:sz w:val="22"/>
-        </w:rPr>
-        <w:t>ActionListener es una interfaz de java.awt.event que tiene un solo... (2/2)</w:t>
-      </w:r>
-      <w:r>
-        <w:rPr>
-          <w:b w:val="0"/>
-          <w:color w:val="4A4A49"/>
-          <w:sz w:val="22"/>
-        </w:rPr>
-        <w:t xml:space="preserve"> — 3 vinetas.</w:t>
-      </w:r>
-    </w:p>
-    <w:p>
-      <w:r>
-        <w:rPr>
-          <w:b/>
-          <w:color w:val="4A4A49"/>
-          <w:sz w:val="22"/>
-        </w:rPr>
-        <w:t>Separar la logica de la interfaz significa que la ventana no conoce...</w:t>
-      </w:r>
-      <w:r>
-        <w:rPr>
-          <w:b w:val="0"/>
-          <w:color w:val="4A4A49"/>
-          <w:sz w:val="22"/>
-        </w:rPr>
-        <w:t xml:space="preserve"> — 5 vinetas.</w:t>
+        <w:t>Subrayar: Hay tres formas validas de escribirlo en Java y conviene mostrarlas todas: una clase aparte que implements ActionListener, una clase anonima escrita ahi mismo con new ActionListener() {... }, o una expresion lambda e -&gt; registrar() si el proyecto esta en Java 8 o superior.</w:t>
       </w:r>
     </w:p>
     <w:p>
@@ -377,7 +343,61 @@
           <w:color w:val="4A4A49"/>
           <w:sz w:val="22"/>
         </w:rPr>
-        <w:t>Separar la logica de la interfaz significa que la ventana no conoce reglas de negocio y que las reglas no saben que existe una ventana.</w:t>
+        <w:t>Subrayar: Con una de dos metodos no compila, y el mensaje del editor no lo dice con esas palabras y ahi adentro va su llamada.</w:t>
+      </w:r>
+    </w:p>
+    <w:p>
+      <w:r>
+        <w:rPr>
+          <w:b/>
+          <w:color w:val="4A4A49"/>
+          <w:sz w:val="22"/>
+        </w:rPr>
+        <w:t>[Slide 7] El formulario: GridLayout de 5 × 2</w:t>
+      </w:r>
+      <w:r>
+        <w:rPr>
+          <w:b w:val="0"/>
+          <w:color w:val="4A4A49"/>
+          <w:sz w:val="22"/>
+        </w:rPr>
+        <w:t xml:space="preserve"> — codigo (15 lineas). Leerlo de arriba abajo y ejecutarlo en la demo.</w:t>
+      </w:r>
+    </w:p>
+    <w:p>
+      <w:r>
+        <w:rPr>
+          <w:b/>
+          <w:color w:val="4A4A49"/>
+          <w:sz w:val="22"/>
+        </w:rPr>
+        <w:t>[Slide 8] addActionListener: el botón guarda a quien lo escucha</w:t>
+      </w:r>
+      <w:r>
+        <w:rPr>
+          <w:b w:val="0"/>
+          <w:color w:val="4A4A49"/>
+          <w:sz w:val="22"/>
+        </w:rPr>
+        <w:t xml:space="preserve"> — codigo (6 lineas). Leerlo de arriba abajo y ejecutarlo en la demo.</w:t>
+      </w:r>
+    </w:p>
+    <w:p>
+      <w:r>
+        <w:rPr>
+          <w:b/>
+          <w:color w:val="4A4A49"/>
+          <w:sz w:val="22"/>
+        </w:rPr>
+        <w:t>[Slide 9] Separar la lógica de la interfaz</w:t>
+      </w:r>
+      <w:r>
+        <w:rPr>
+          <w:b w:val="0"/>
+          <w:color w:val="4A4A49"/>
+          <w:sz w:val="22"/>
+        </w:rPr>
+        <w:t xml:space="preserve"> — 4 ideas proyectadas; el desarrollo, en las notas del presentador.</w:t>
       </w:r>
     </w:p>
     <w:p>
@@ -390,25 +410,7 @@
           <w:color w:val="4A4A49"/>
           <w:sz w:val="22"/>
         </w:rPr>
-        <w:t>Si toca reescribir todo porque la conversion de la edad estaba adentro del boton, el diseño esta mal.</w:t>
-      </w:r>
-    </w:p>
-    <w:p>
-      <w:r>
-        <w:rPr>
-          <w:b/>
-          <w:color w:val="4A4A49"/>
-          <w:sz w:val="22"/>
-        </w:rPr>
-        <w:t>Vale la pena desarmar en camara lenta lo que ocurre en un click de... (1/2)</w:t>
-      </w:r>
-      <w:r>
-        <w:rPr>
-          <w:b w:val="0"/>
-          <w:color w:val="4A4A49"/>
-          <w:sz w:val="22"/>
-        </w:rPr>
-        <w:t xml:space="preserve"> — 3 vinetas.</w:t>
+        <w:t>Subrayar: Separar la logica de la interfaz significa que la ventana no conoce reglas de negocio y que las reglas no saben que existe una ventana.</w:t>
       </w:r>
     </w:p>
     <w:p>
@@ -421,7 +423,43 @@
           <w:color w:val="4A4A49"/>
           <w:sz w:val="22"/>
         </w:rPr>
-        <w:t>Vale la pena desarmar en camara lenta lo que ocurre en un click de 'Registrar mascota'.</w:t>
+        <w:t>Subrayar: Si toca reescribir todo porque la conversion de la edad estaba adentro del boton, el diseño esta mal.</w:t>
+      </w:r>
+    </w:p>
+    <w:p>
+      <w:r>
+        <w:rPr>
+          <w:b/>
+          <w:color w:val="4A4A49"/>
+          <w:sz w:val="22"/>
+        </w:rPr>
+        <w:t>[Slide 10] El repositorio no sabe de ventanas</w:t>
+      </w:r>
+      <w:r>
+        <w:rPr>
+          <w:b w:val="0"/>
+          <w:color w:val="4A4A49"/>
+          <w:sz w:val="22"/>
+        </w:rPr>
+        <w:t xml:space="preserve"> — codigo (13 lineas). Leerlo de arriba abajo y ejecutarlo en la demo.</w:t>
+      </w:r>
+    </w:p>
+    <w:p>
+      <w:r>
+        <w:rPr>
+          <w:b/>
+          <w:color w:val="4A4A49"/>
+          <w:sz w:val="22"/>
+        </w:rPr>
+        <w:t>[Slide 11] Un clic en cámara lenta</w:t>
+      </w:r>
+      <w:r>
+        <w:rPr>
+          <w:b w:val="0"/>
+          <w:color w:val="4A4A49"/>
+          <w:sz w:val="22"/>
+        </w:rPr>
+        <w:t xml:space="preserve"> — 4 ideas proyectadas; el desarrollo, en las notas del presentador.</w:t>
       </w:r>
     </w:p>
     <w:p>
@@ -434,43 +472,7 @@
           <w:color w:val="4A4A49"/>
           <w:sz w:val="22"/>
         </w:rPr>
-        <w:t>Cuarto, la vista atrapa esa excepcion y la convierte en un JOptionPane, o, si no hubo error, limpia los campos y refresca el area de listado.</w:t>
-      </w:r>
-    </w:p>
-    <w:p>
-      <w:r>
-        <w:rPr>
-          <w:b/>
-          <w:color w:val="4A4A49"/>
-          <w:sz w:val="22"/>
-        </w:rPr>
-        <w:t>Vale la pena desarmar en camara lenta lo que ocurre en un click de... (2/2)</w:t>
-      </w:r>
-      <w:r>
-        <w:rPr>
-          <w:b w:val="0"/>
-          <w:color w:val="4A4A49"/>
-          <w:sz w:val="22"/>
-        </w:rPr>
-        <w:t xml:space="preserve"> — 2 vinetas.</w:t>
-      </w:r>
-    </w:p>
-    <w:p>
-      <w:r>
-        <w:rPr>
-          <w:b/>
-          <w:color w:val="4A4A49"/>
-          <w:sz w:val="22"/>
-        </w:rPr>
-        <w:t>Dos detalles mas que le van a servir (1/2)</w:t>
-      </w:r>
-      <w:r>
-        <w:rPr>
-          <w:b w:val="0"/>
-          <w:color w:val="4A4A49"/>
-          <w:sz w:val="22"/>
-        </w:rPr>
-        <w:t xml:space="preserve"> — 3 vinetas.</w:t>
+        <w:t>Subrayar: Vale la pena desarmar en camara lenta lo que ocurre en un click de 'Registrar mascota'.</w:t>
       </w:r>
     </w:p>
     <w:p>
@@ -483,7 +485,61 @@
           <w:color w:val="4A4A49"/>
           <w:sz w:val="22"/>
         </w:rPr>
-        <w:t>Dos detalles mas que le van a servir.</w:t>
+        <w:t>Subrayar: Cuarto, la vista atrapa esa excepcion y la convierte en un JOptionPane, o, si no hubo error, limpia los campos y refresca el area de listado.</w:t>
+      </w:r>
+    </w:p>
+    <w:p>
+      <w:r>
+        <w:rPr>
+          <w:b/>
+          <w:color w:val="4A4A49"/>
+          <w:sz w:val="22"/>
+        </w:rPr>
+        <w:t>[Slide 12] registrar(): la vista lee, delega y muestra</w:t>
+      </w:r>
+      <w:r>
+        <w:rPr>
+          <w:b w:val="0"/>
+          <w:color w:val="4A4A49"/>
+          <w:sz w:val="22"/>
+        </w:rPr>
+        <w:t xml:space="preserve"> — codigo (12 lineas). Leerlo de arriba abajo y ejecutarlo en la demo.</w:t>
+      </w:r>
+    </w:p>
+    <w:p>
+      <w:r>
+        <w:rPr>
+          <w:b/>
+          <w:color w:val="4A4A49"/>
+          <w:sz w:val="22"/>
+        </w:rPr>
+        <w:t>[Slide 13] registrarMascota(): el controlador valida y convierte</w:t>
+      </w:r>
+      <w:r>
+        <w:rPr>
+          <w:b w:val="0"/>
+          <w:color w:val="4A4A49"/>
+          <w:sz w:val="22"/>
+        </w:rPr>
+        <w:t xml:space="preserve"> — codigo (15 lineas). Leerlo de arriba abajo y ejecutarlo en la demo.</w:t>
+      </w:r>
+    </w:p>
+    <w:p>
+      <w:r>
+        <w:rPr>
+          <w:b/>
+          <w:color w:val="4A4A49"/>
+          <w:sz w:val="22"/>
+        </w:rPr>
+        <w:t>[Slide 14] getSource y otros escuchadores</w:t>
+      </w:r>
+      <w:r>
+        <w:rPr>
+          <w:b w:val="0"/>
+          <w:color w:val="4A4A49"/>
+          <w:sz w:val="22"/>
+        </w:rPr>
+        <w:t xml:space="preserve"> — 4 ideas proyectadas; el desarrollo, en las notas del presentador.</w:t>
       </w:r>
     </w:p>
     <w:p>
@@ -496,313 +552,56 @@
           <w:color w:val="4A4A49"/>
           <w:sz w:val="22"/>
         </w:rPr>
-        <w:t>Para eso existe SwingWorker.</w:t>
+        <w:t>Subrayar: Dos detalles mas que le van a servir.</w:t>
       </w:r>
     </w:p>
     <w:p>
-      <w:r>
-        <w:rPr>
-          <w:b/>
-          <w:color w:val="4A4A49"/>
-          <w:sz w:val="22"/>
-        </w:rPr>
-        <w:t>Dos detalles mas que le van a servir (2/2)</w:t>
-      </w:r>
+      <w:pPr>
+        <w:pStyle w:val="ListBullet2"/>
+      </w:pPr>
       <w:r>
         <w:rPr>
           <w:b w:val="0"/>
           <w:color w:val="4A4A49"/>
           <w:sz w:val="22"/>
         </w:rPr>
-        <w:t xml:space="preserve"> — 3 vinetas.</w:t>
+        <w:t>Subrayar: Para eso existe SwingWorker.</w:t>
       </w:r>
     </w:p>
     <w:p>
+      <w:pPr>
+        <w:spacing w:before="200" w:after="60"/>
+      </w:pPr>
       <w:r>
         <w:rPr>
           <w:b/>
-          <w:color w:val="4A4A49"/>
-          <w:sz w:val="22"/>
+          <w:color w:val="1A1C1D"/>
+          <w:sz w:val="32"/>
         </w:rPr>
-        <w:t>class ClinicaEventosDemo · main()</w:t>
+        <w:t>Errores tipicos del docente que no domina el tema</w:t>
       </w:r>
+    </w:p>
+    <w:p>
       <w:r>
         <w:rPr>
           <w:b w:val="0"/>
           <w:color w:val="4A4A49"/>
           <w:sz w:val="22"/>
         </w:rPr>
-        <w:t xml:space="preserve"> — 14 vinetas.</w:t>
+        <w:t>Material de preparacion: no se proyecta.</w:t>
       </w:r>
     </w:p>
     <w:p>
-      <w:r>
-        <w:rPr>
-          <w:b/>
-          <w:color w:val="4A4A49"/>
-          <w:sz w:val="22"/>
-        </w:rPr>
-        <w:t>ClinicaEventosDemo.java — class Mascota</w:t>
-      </w:r>
+      <w:pPr>
+        <w:pStyle w:val="ListBullet"/>
+      </w:pPr>
       <w:r>
         <w:rPr>
           <w:b w:val="0"/>
           <w:color w:val="4A4A49"/>
           <w:sz w:val="22"/>
         </w:rPr>
-        <w:t xml:space="preserve"> — 7 vinetas.</w:t>
-      </w:r>
-    </w:p>
-    <w:p>
-      <w:r>
-        <w:rPr>
-          <w:b/>
-          <w:color w:val="4A4A49"/>
-          <w:sz w:val="22"/>
-        </w:rPr>
-        <w:t>ClinicaEventosDemo.java — Mascota()</w:t>
-      </w:r>
-      <w:r>
-        <w:rPr>
-          <w:b w:val="0"/>
-          <w:color w:val="4A4A49"/>
-          <w:sz w:val="22"/>
-        </w:rPr>
-        <w:t xml:space="preserve"> — 16 vinetas.</w:t>
-      </w:r>
-    </w:p>
-    <w:p>
-      <w:r>
-        <w:rPr>
-          <w:b/>
-          <w:color w:val="4A4A49"/>
-          <w:sz w:val="22"/>
-        </w:rPr>
-        <w:t>ClinicaEventosDemo.java — class RepositorioMascotas</w:t>
-      </w:r>
-      <w:r>
-        <w:rPr>
-          <w:b w:val="0"/>
-          <w:color w:val="4A4A49"/>
-          <w:sz w:val="22"/>
-        </w:rPr>
-        <w:t xml:space="preserve"> — 4 vinetas.</w:t>
-      </w:r>
-    </w:p>
-    <w:p>
-      <w:r>
-        <w:rPr>
-          <w:b/>
-          <w:color w:val="4A4A49"/>
-          <w:sz w:val="22"/>
-        </w:rPr>
-        <w:t>ClinicaEventosDemo.java — registrar()</w:t>
-      </w:r>
-      <w:r>
-        <w:rPr>
-          <w:b w:val="0"/>
-          <w:color w:val="4A4A49"/>
-          <w:sz w:val="22"/>
-        </w:rPr>
-        <w:t xml:space="preserve"> — 10 vinetas.</w:t>
-      </w:r>
-    </w:p>
-    <w:p>
-      <w:r>
-        <w:rPr>
-          <w:b/>
-          <w:color w:val="4A4A49"/>
-          <w:sz w:val="22"/>
-        </w:rPr>
-        <w:t>ClinicaEventosDemo.java — buscarPorId()</w:t>
-      </w:r>
-      <w:r>
-        <w:rPr>
-          <w:b w:val="0"/>
-          <w:color w:val="4A4A49"/>
-          <w:sz w:val="22"/>
-        </w:rPr>
-        <w:t xml:space="preserve"> — 15 vinetas.</w:t>
-      </w:r>
-    </w:p>
-    <w:p>
-      <w:r>
-        <w:rPr>
-          <w:b/>
-          <w:color w:val="4A4A49"/>
-          <w:sz w:val="22"/>
-        </w:rPr>
-        <w:t>ClinicaEventosDemo.java — class ControladorRegistro</w:t>
-      </w:r>
-      <w:r>
-        <w:rPr>
-          <w:b w:val="0"/>
-          <w:color w:val="4A4A49"/>
-          <w:sz w:val="22"/>
-        </w:rPr>
-        <w:t xml:space="preserve"> — 4 vinetas.</w:t>
-      </w:r>
-    </w:p>
-    <w:p>
-      <w:r>
-        <w:rPr>
-          <w:b/>
-          <w:color w:val="4A4A49"/>
-          <w:sz w:val="22"/>
-        </w:rPr>
-        <w:t>ClinicaEventosDemo.java — ControladorRegistro()</w:t>
-      </w:r>
-      <w:r>
-        <w:rPr>
-          <w:b w:val="0"/>
-          <w:color w:val="4A4A49"/>
-          <w:sz w:val="22"/>
-        </w:rPr>
-        <w:t xml:space="preserve"> — 7 vinetas.</w:t>
-      </w:r>
-    </w:p>
-    <w:p>
-      <w:r>
-        <w:rPr>
-          <w:b/>
-          <w:color w:val="4A4A49"/>
-          <w:sz w:val="22"/>
-        </w:rPr>
-        <w:t>ClinicaEventosDemo.java — registrarMascota() (1/2)</w:t>
-      </w:r>
-      <w:r>
-        <w:rPr>
-          <w:b w:val="0"/>
-          <w:color w:val="4A4A49"/>
-          <w:sz w:val="22"/>
-        </w:rPr>
-        <w:t xml:space="preserve"> — 20 vinetas.</w:t>
-      </w:r>
-    </w:p>
-    <w:p>
-      <w:r>
-        <w:rPr>
-          <w:b/>
-          <w:color w:val="4A4A49"/>
-          <w:sz w:val="22"/>
-        </w:rPr>
-        <w:t>ClinicaEventosDemo.java — registrarMascota() (2/2)</w:t>
-      </w:r>
-      <w:r>
-        <w:rPr>
-          <w:b w:val="0"/>
-          <w:color w:val="4A4A49"/>
-          <w:sz w:val="22"/>
-        </w:rPr>
-        <w:t xml:space="preserve"> — 3 vinetas.</w:t>
-      </w:r>
-    </w:p>
-    <w:p>
-      <w:r>
-        <w:rPr>
-          <w:b/>
-          <w:color w:val="4A4A49"/>
-          <w:sz w:val="22"/>
-        </w:rPr>
-        <w:t>ClinicaEventosDemo.java — reporteListado()</w:t>
-      </w:r>
-      <w:r>
-        <w:rPr>
-          <w:b w:val="0"/>
-          <w:color w:val="4A4A49"/>
-          <w:sz w:val="22"/>
-        </w:rPr>
-        <w:t xml:space="preserve"> — 11 vinetas.</w:t>
-      </w:r>
-    </w:p>
-    <w:p>
-      <w:r>
-        <w:rPr>
-          <w:b/>
-          <w:color w:val="4A4A49"/>
-          <w:sz w:val="22"/>
-        </w:rPr>
-        <w:t>ClinicaEventosDemo.java — class VentanaRegistroMascota</w:t>
-      </w:r>
-      <w:r>
-        <w:rPr>
-          <w:b w:val="0"/>
-          <w:color w:val="4A4A49"/>
-          <w:sz w:val="22"/>
-        </w:rPr>
-        <w:t xml:space="preserve"> — 12 vinetas.</w:t>
-      </w:r>
-    </w:p>
-    <w:p>
-      <w:r>
-        <w:rPr>
-          <w:b/>
-          <w:color w:val="4A4A49"/>
-          <w:sz w:val="22"/>
-        </w:rPr>
-        <w:t>ClinicaEventosDemo.java — VentanaRegistroMascota() (1/2)</w:t>
-      </w:r>
-      <w:r>
-        <w:rPr>
-          <w:b w:val="0"/>
-          <w:color w:val="4A4A49"/>
-          <w:sz w:val="22"/>
-        </w:rPr>
-        <w:t xml:space="preserve"> — 20 vinetas.</w:t>
-      </w:r>
-    </w:p>
-    <w:p>
-      <w:r>
-        <w:rPr>
-          <w:b/>
-          <w:color w:val="4A4A49"/>
-          <w:sz w:val="22"/>
-        </w:rPr>
-        <w:t>ClinicaEventosDemo.java — VentanaRegistroMascota() (2/2)</w:t>
-      </w:r>
-      <w:r>
-        <w:rPr>
-          <w:b w:val="0"/>
-          <w:color w:val="4A4A49"/>
-          <w:sz w:val="22"/>
-        </w:rPr>
-        <w:t xml:space="preserve"> — 12 vinetas.</w:t>
-      </w:r>
-    </w:p>
-    <w:p>
-      <w:r>
-        <w:rPr>
-          <w:b/>
-          <w:color w:val="4A4A49"/>
-          <w:sz w:val="22"/>
-        </w:rPr>
-        <w:t>ClinicaEventosDemo.java — registrar()</w:t>
-      </w:r>
-      <w:r>
-        <w:rPr>
-          <w:b w:val="0"/>
-          <w:color w:val="4A4A49"/>
-          <w:sz w:val="22"/>
-        </w:rPr>
-        <w:t xml:space="preserve"> — 13 vinetas.</w:t>
-      </w:r>
-    </w:p>
-    <w:p>
-      <w:r>
-        <w:rPr>
-          <w:b/>
-          <w:color w:val="4A4A49"/>
-          <w:sz w:val="22"/>
-        </w:rPr>
-        <w:t>ClinicaEventosDemo.java — limpiar()</w:t>
-      </w:r>
-      <w:r>
-        <w:rPr>
-          <w:b w:val="0"/>
-          <w:color w:val="4A4A49"/>
-          <w:sz w:val="22"/>
-        </w:rPr>
-        <w:t xml:space="preserve"> — 9 vinetas.</w:t>
+        <w:t>Error tipico del docente que no domina el tema: escribir toda la aplicacion adentro de actionPerformed y, peor aun, crear el repositorio dentro del listener. Se ve asi de inocente: 'RepositorioMascotas repo = new RepositorioMascotas();' como primera linea del boton. Compila, no marca error, el estudiante registra dos mascotas y la lista siempre muestra una sola, y el docente termina diciendo en voz alta que 'ArrayList no esta guardando'. Lo que realmente pasa es que en cada click se construye un repositorio vacio nuevo y el anterior se lo lleva el recolector de basura: la coleccion tiene que ser un atributo de la ventana o del controlador, creado una sola vez. El segundo error de la misma familia es registrar el escuchador dentro del metodo que corre en cada click, en vez de una sola vez en el constructor: cada click agrega OTRO listener al mismo boton, y a la quinta pulsacion la mascota se registra cinco veces. Y el tercero es capturar Exception con un catch vacio: la aplicacion no se cae, pero tampoco avisa nada, y el error se vuelve invisible para el estudiante y para usted.</w:t>
       </w:r>
     </w:p>
     <w:p>

--- a/Programacion II/Kit docente/Clase 6/Guion Docente Clase 6 - Eventos y controladores ActionListener.docx
+++ b/Programacion II/Kit docente/Clase 6/Guion Docente Clase 6 - Eventos y controladores ActionListener.docx
@@ -299,7 +299,7 @@
           <w:color w:val="4A4A49"/>
           <w:sz w:val="22"/>
         </w:rPr>
-        <w:t xml:space="preserve"> — codigo (8 lineas). Leerlo de arriba abajo y ejecutarlo en la demo.</w:t>
+        <w:t xml:space="preserve"> — programa completo (24 lineas): se copia en Main.java y corre solo. Leerlo de arriba abajo y ejecutarlo; la salida esperada esta en las notas del presentador.</w:t>
       </w:r>
     </w:p>
     <w:p>
@@ -361,7 +361,7 @@
           <w:color w:val="4A4A49"/>
           <w:sz w:val="22"/>
         </w:rPr>
-        <w:t xml:space="preserve"> — codigo (15 lineas). Leerlo de arriba abajo y ejecutarlo en la demo.</w:t>
+        <w:t xml:space="preserve"> — programa completo (45 lineas): se copia en Main.java y corre solo. Leerlo de arriba abajo y ejecutarlo; la salida esperada esta en las notas del presentador.</w:t>
       </w:r>
     </w:p>
     <w:p>
@@ -379,7 +379,7 @@
           <w:color w:val="4A4A49"/>
           <w:sz w:val="22"/>
         </w:rPr>
-        <w:t xml:space="preserve"> — codigo (6 lineas). Leerlo de arriba abajo y ejecutarlo en la demo.</w:t>
+        <w:t xml:space="preserve"> — programa completo (38 lineas): se copia en Main.java y corre solo. Leerlo de arriba abajo y ejecutarlo; la salida esperada esta en las notas del presentador.</w:t>
       </w:r>
     </w:p>
     <w:p>
@@ -441,7 +441,7 @@
           <w:color w:val="4A4A49"/>
           <w:sz w:val="22"/>
         </w:rPr>
-        <w:t xml:space="preserve"> — codigo (13 lineas). Leerlo de arriba abajo y ejecutarlo en la demo.</w:t>
+        <w:t xml:space="preserve"> — programa completo (49 lineas): se copia en Main.java y corre solo. Leerlo de arriba abajo y ejecutarlo; la salida esperada esta en las notas del presentador.</w:t>
       </w:r>
     </w:p>
     <w:p>
@@ -503,7 +503,7 @@
           <w:color w:val="4A4A49"/>
           <w:sz w:val="22"/>
         </w:rPr>
-        <w:t xml:space="preserve"> — codigo (12 lineas). Leerlo de arriba abajo y ejecutarlo en la demo.</w:t>
+        <w:t xml:space="preserve"> — programa completo (46 lineas): se copia en Main.java y corre solo. Leerlo de arriba abajo y ejecutarlo; la salida esperada esta en las notas del presentador.</w:t>
       </w:r>
     </w:p>
     <w:p>
@@ -521,7 +521,7 @@
           <w:color w:val="4A4A49"/>
           <w:sz w:val="22"/>
         </w:rPr>
-        <w:t xml:space="preserve"> — codigo (15 lineas). Leerlo de arriba abajo y ejecutarlo en la demo.</w:t>
+        <w:t xml:space="preserve"> — programa completo (43 lineas): se copia en Main.java y corre solo. Leerlo de arriba abajo y ejecutarlo; la salida esperada esta en las notas del presentador.</w:t>
       </w:r>
     </w:p>
     <w:p>
